--- a/Øvelser/Geografi/hawaii-og-stillehavspladens-hastighed/hawaii-og-stillehavspladens-hastighed.docx
+++ b/Øvelser/Geografi/hawaii-og-stillehavspladens-hastighed/hawaii-og-stillehavspladens-hastighed.docx
@@ -84,20 +84,7 @@
         <w:pStyle w:val="FirstParagraph"/>
       </w:pPr>
       <w:r>
-        <w:t xml:space="preserve">Hawaii ligger midt på Stillehavspladen, langt fra nærmeste pladegrænse. Vulkanerne skyldes et</w:t>
-      </w:r>
-      <w:r>
-        <w:t xml:space="preserve"> </w:t>
-      </w:r>
-      <w:r>
-        <w:rPr>
-          <w:b/>
-          <w:bCs/>
-        </w:rPr>
-        <w:t xml:space="preserve">hotspot</w:t>
-      </w:r>
-      <w:r>
-        <w:t xml:space="preserve">: en søjle af varmt materiale (en</w:t>
+        <w:t xml:space="preserve">Hawaii ligger midt på Stillehavspladen, langt fra nærmeste pladegrænse. Vulkanerne skyldes et hotspot: en søjle af varmt materiale (en</w:t>
       </w:r>
       <w:r>
         <w:t xml:space="preserve"> </w:t>
@@ -190,39 +177,7 @@
         <w:pStyle w:val="FirstParagraph"/>
       </w:pPr>
       <w:r>
-        <w:t xml:space="preserve">Kæden består af to dele:</w:t>
-      </w:r>
-      <w:r>
-        <w:t xml:space="preserve"> </w:t>
-      </w:r>
-      <w:r>
-        <w:rPr>
-          <w:b/>
-          <w:bCs/>
-        </w:rPr>
-        <w:t xml:space="preserve">Hawaii-kæden</w:t>
-      </w:r>
-      <w:r>
-        <w:t xml:space="preserve"> </w:t>
-      </w:r>
-      <w:r>
-        <w:t xml:space="preserve">fra Hawaii mod nordvest til omkring Midway og videre til et knæk, og</w:t>
-      </w:r>
-      <w:r>
-        <w:t xml:space="preserve"> </w:t>
-      </w:r>
-      <w:r>
-        <w:rPr>
-          <w:b/>
-          <w:bCs/>
-        </w:rPr>
-        <w:t xml:space="preserve">Emperor-kæden</w:t>
-      </w:r>
-      <w:r>
-        <w:t xml:space="preserve"> </w:t>
-      </w:r>
-      <w:r>
-        <w:t xml:space="preserve">(Kejserkæden), der fortsætter mod nord fra knækket.</w:t>
+        <w:t xml:space="preserve">Kæden består af to dele: Hawaii-kæden fra Hawaii mod nordvest til omkring Midway og videre til et knæk, og Emperor-kæden (Kejserkæden), der fortsætter mod nord fra knækket.</w:t>
       </w:r>
     </w:p>
     <w:bookmarkEnd w:id="20"/>
@@ -2325,17 +2280,7 @@
         <w:pStyle w:val="FirstParagraph"/>
       </w:pPr>
       <w:r>
-        <w:rPr>
-          <w:b/>
-          <w:bCs/>
-        </w:rPr>
-        <w:t xml:space="preserve">Regneeksempel:</w:t>
-      </w:r>
-      <w:r>
-        <w:t xml:space="preserve"> </w:t>
-      </w:r>
-      <w:r>
-        <w:t xml:space="preserve">Mellem Kauai og Midway:</w:t>
+        <w:t xml:space="preserve">Regneeksempel: Mellem Kauai og Midway:</w:t>
       </w:r>
     </w:p>
     <w:p>
